--- a/Documentation/ProfilesRNS_BrandingAndCustomizationGuide.docx
+++ b/Documentation/ProfilesRNS_BrandingAndCustomizationGuide.docx
@@ -87,7 +87,7 @@
           <w:rFonts w:ascii="Arial" w:hAnsi="Arial" w:cs="Arial"/>
           <w:sz w:val="22"/>
         </w:rPr>
-        <w:t>Dec 18</w:t>
+        <w:t>October 1</w:t>
       </w:r>
       <w:r>
         <w:rPr>
@@ -101,7 +101,7 @@
           <w:rFonts w:ascii="Arial" w:hAnsi="Arial" w:cs="Arial"/>
           <w:sz w:val="22"/>
         </w:rPr>
-        <w:t>5</w:t>
+        <w:t>6</w:t>
       </w:r>
     </w:p>
     <w:p>
@@ -132,7 +132,21 @@
           <w:rFonts w:ascii="Arial" w:hAnsi="Arial" w:cs="Arial"/>
           <w:sz w:val="22"/>
         </w:rPr>
-        <w:t>4.0.0</w:t>
+        <w:t>4.</w:t>
+      </w:r>
+      <w:r>
+        <w:rPr>
+          <w:rFonts w:ascii="Arial" w:hAnsi="Arial" w:cs="Arial"/>
+          <w:sz w:val="22"/>
+        </w:rPr>
+        <w:t>1</w:t>
+      </w:r>
+      <w:r>
+        <w:rPr>
+          <w:rFonts w:ascii="Arial" w:hAnsi="Arial" w:cs="Arial"/>
+          <w:sz w:val="22"/>
+        </w:rPr>
+        <w:t>.0</w:t>
       </w:r>
     </w:p>
     <w:p>
@@ -1031,74 +1045,36 @@
         <w:rPr>
           <w:lang w:eastAsia="x-none"/>
         </w:rPr>
-        <w:t>(line 3) border-</w:t>
-      </w:r>
-      <w:proofErr w:type="gramStart"/>
-      <w:r>
+        <w:t>(line 3) border-bottom: #b23f45 8px solid;</w:t>
+      </w:r>
+    </w:p>
+    <w:p>
+      <w:pPr>
+        <w:ind w:left="720"/>
         <w:rPr>
           <w:lang w:eastAsia="x-none"/>
         </w:rPr>
-        <w:t>bottom: #</w:t>
-      </w:r>
-      <w:proofErr w:type="gramEnd"/>
+      </w:pPr>
       <w:r>
         <w:rPr>
           <w:lang w:eastAsia="x-none"/>
         </w:rPr>
-        <w:t xml:space="preserve">b23f45 8px </w:t>
-      </w:r>
-      <w:proofErr w:type="gramStart"/>
-      <w:r>
+        <w:t>(line 12) content: url("../StaticFiles/img/branding/_OpenSourceBanner.png");</w:t>
+      </w:r>
+    </w:p>
+    <w:p>
+      <w:pPr>
+        <w:ind w:left="720"/>
         <w:rPr>
           <w:lang w:eastAsia="x-none"/>
         </w:rPr>
-        <w:t>solid;</w:t>
-      </w:r>
-      <w:proofErr w:type="gramEnd"/>
-    </w:p>
-    <w:p>
-      <w:pPr>
-        <w:ind w:left="720"/>
+      </w:pPr>
+      <w:r>
         <w:rPr>
           <w:lang w:eastAsia="x-none"/>
         </w:rPr>
-      </w:pPr>
-      <w:r>
-        <w:rPr>
-          <w:lang w:eastAsia="x-none"/>
-        </w:rPr>
-        <w:t>(line 12) content: url("../StaticFiles/img/branding/_OpenSourceBanner.png"</w:t>
-      </w:r>
-      <w:proofErr w:type="gramStart"/>
-      <w:r>
-        <w:rPr>
-          <w:lang w:eastAsia="x-none"/>
-        </w:rPr>
-        <w:t>);</w:t>
-      </w:r>
-      <w:proofErr w:type="gramEnd"/>
-    </w:p>
-    <w:p>
-      <w:pPr>
-        <w:ind w:left="720"/>
-        <w:rPr>
-          <w:lang w:eastAsia="x-none"/>
-        </w:rPr>
-      </w:pPr>
-      <w:r>
-        <w:rPr>
-          <w:lang w:eastAsia="x-none"/>
-        </w:rPr>
-        <w:t>(line 17) content: url("../StaticFiles/img/branding/_OpenSourceBannerNarrow.png"</w:t>
-      </w:r>
-      <w:proofErr w:type="gramStart"/>
-      <w:r>
-        <w:rPr>
-          <w:lang w:eastAsia="x-none"/>
-        </w:rPr>
-        <w:t>);</w:t>
-      </w:r>
-      <w:proofErr w:type="gramEnd"/>
+        <w:t>(line 17) content: url("../StaticFiles/img/branding/_OpenSourceBannerNarrow.png");</w:t>
+      </w:r>
     </w:p>
     <w:p>
       <w:r>
@@ -1120,31 +1096,7 @@
     </w:p>
     <w:p>
       <w:r>
-        <w:t xml:space="preserve">The Profiles </w:t>
-      </w:r>
-      <w:proofErr w:type="gramStart"/>
-      <w:r>
-        <w:t>Open Source</w:t>
-      </w:r>
-      <w:proofErr w:type="gramEnd"/>
-      <w:r>
-        <w:t xml:space="preserve"> branding system aims to help you to use 'branding' configurations </w:t>
-      </w:r>
-      <w:proofErr w:type="gramStart"/>
-      <w:r>
-        <w:t>in order to</w:t>
-      </w:r>
-      <w:proofErr w:type="gramEnd"/>
-      <w:r>
-        <w:t xml:space="preserve"> switch between different variations for the overall appearance (along with some smaller details), i.e., the branding, of the pages of </w:t>
-      </w:r>
-      <w:proofErr w:type="gramStart"/>
-      <w:r>
-        <w:t>Open Source</w:t>
-      </w:r>
-      <w:proofErr w:type="gramEnd"/>
-      <w:r>
-        <w:t xml:space="preserve"> Profiles.</w:t>
+        <w:t>The Profiles Open Source branding system aims to help you to use 'branding' configurations in order to switch between different variations for the overall appearance (along with some smaller details), i.e., the branding, of the pages of Open Source Profiles.</w:t>
       </w:r>
     </w:p>
     <w:p/>
@@ -1172,23 +1124,7 @@
         <w:spacing w:line="276" w:lineRule="auto"/>
       </w:pPr>
       <w:r>
-        <w:t xml:space="preserve">The default </w:t>
-      </w:r>
-      <w:proofErr w:type="gramStart"/>
-      <w:r>
-        <w:t>branding</w:t>
-      </w:r>
-      <w:proofErr w:type="gramEnd"/>
-      <w:r>
-        <w:t xml:space="preserve">, OpenSource, is intended for sites wanting to get up and </w:t>
-      </w:r>
-      <w:proofErr w:type="gramStart"/>
-      <w:r>
-        <w:t>running</w:t>
-      </w:r>
-      <w:proofErr w:type="gramEnd"/>
-      <w:r>
-        <w:t xml:space="preserve"> quickly with a simple and functional interface. </w:t>
+        <w:t xml:space="preserve">The default branding, OpenSource, is intended for sites wanting to get up and running quickly with a simple and functional interface. </w:t>
       </w:r>
     </w:p>
     <w:p>
@@ -1206,15 +1142,7 @@
     <w:p/>
     <w:p>
       <w:r>
-        <w:t xml:space="preserve">The current branding resides in the Branding folder. This folder </w:t>
-      </w:r>
-      <w:proofErr w:type="gramStart"/>
-      <w:r>
-        <w:t>is located in</w:t>
-      </w:r>
-      <w:proofErr w:type="gramEnd"/>
-      <w:r>
-        <w:t xml:space="preserve"> the </w:t>
+        <w:t xml:space="preserve">The current branding resides in the Branding folder. This folder is located in the </w:t>
       </w:r>
       <w:r>
         <w:t>root of the Profiles Source Code</w:t>
@@ -1273,16 +1201,15 @@
           <w:sz w:val="22"/>
           <w:szCs w:val="22"/>
         </w:rPr>
-        <w:t>_</w:t>
-      </w:r>
-      <w:proofErr w:type="gramStart"/>
+        <w:t xml:space="preserve">_Example </w:t>
+      </w:r>
       <w:r>
         <w:rPr>
           <w:b/>
           <w:sz w:val="22"/>
           <w:szCs w:val="22"/>
         </w:rPr>
-        <w:t xml:space="preserve">Example </w:t>
+        <w:t xml:space="preserve"> folder, </w:t>
       </w:r>
       <w:r>
         <w:rPr>
@@ -1290,32 +1217,43 @@
           <w:sz w:val="22"/>
           <w:szCs w:val="22"/>
         </w:rPr>
-        <w:t xml:space="preserve"> folder</w:t>
-      </w:r>
-      <w:proofErr w:type="gramEnd"/>
+        <w:t>and then run the checkBrandingFolder bash script</w:t>
+      </w:r>
       <w:r>
         <w:rPr>
           <w:b/>
           <w:sz w:val="22"/>
           <w:szCs w:val="22"/>
         </w:rPr>
-        <w:t xml:space="preserve">, </w:t>
-      </w:r>
-      <w:r>
+        <w:t xml:space="preserve">. For example, if you are currently using Foo branding then </w:t>
+      </w:r>
+    </w:p>
+    <w:p>
+      <w:pPr>
+        <w:ind w:left="720"/>
         <w:rPr>
           <w:b/>
           <w:sz w:val="22"/>
           <w:szCs w:val="22"/>
         </w:rPr>
-        <w:t>and then run the checkBrandingFolder bash script</w:t>
-      </w:r>
-      <w:r>
+      </w:pPr>
+    </w:p>
+    <w:p>
+      <w:pPr>
+        <w:ind w:left="1440"/>
         <w:rPr>
           <w:b/>
           <w:sz w:val="22"/>
           <w:szCs w:val="22"/>
         </w:rPr>
-        <w:t xml:space="preserve">. For example, if you are currently using Foo branding then </w:t>
+      </w:pPr>
+      <w:r>
+        <w:rPr>
+          <w:b/>
+          <w:sz w:val="22"/>
+          <w:szCs w:val="22"/>
+        </w:rPr>
+        <w:t>% checkBrandingFolder.bash   Foo</w:t>
       </w:r>
     </w:p>
     <w:p>
@@ -1330,7 +1268,7 @@
     </w:p>
     <w:p>
       <w:pPr>
-        <w:ind w:left="1440"/>
+        <w:ind w:left="720"/>
         <w:rPr>
           <w:b/>
           <w:sz w:val="22"/>
@@ -1343,34 +1281,6 @@
           <w:sz w:val="22"/>
           <w:szCs w:val="22"/>
         </w:rPr>
-        <w:t>% checkBrandingFolder.bash   Foo</w:t>
-      </w:r>
-    </w:p>
-    <w:p>
-      <w:pPr>
-        <w:ind w:left="720"/>
-        <w:rPr>
-          <w:b/>
-          <w:sz w:val="22"/>
-          <w:szCs w:val="22"/>
-        </w:rPr>
-      </w:pPr>
-    </w:p>
-    <w:p>
-      <w:pPr>
-        <w:ind w:left="720"/>
-        <w:rPr>
-          <w:b/>
-          <w:sz w:val="22"/>
-          <w:szCs w:val="22"/>
-        </w:rPr>
-      </w:pPr>
-      <w:r>
-        <w:rPr>
-          <w:b/>
-          <w:sz w:val="22"/>
-          <w:szCs w:val="22"/>
-        </w:rPr>
         <w:t>should indicate three empty diff results. If you are using OpenSource or some other custom branding, then you will likely see many diff results.</w:t>
       </w:r>
     </w:p>
@@ -1389,15 +1299,7 @@
         <w:t>ize these</w:t>
       </w:r>
       <w:r>
-        <w:t xml:space="preserve"> files. Your branding can use your own headers and footers, and your own </w:t>
-      </w:r>
-      <w:proofErr w:type="gramStart"/>
-      <w:r>
-        <w:t>particular values</w:t>
-      </w:r>
-      <w:proofErr w:type="gramEnd"/>
-      <w:r>
-        <w:t xml:space="preserve"> for properties, css definitions and text-snippets. Compose it by modifying / providing these files:</w:t>
+        <w:t xml:space="preserve"> files. Your branding can use your own headers and footers, and your own particular values for properties, css definitions and text-snippets. Compose it by modifying / providing these files:</w:t>
       </w:r>
     </w:p>
     <w:p/>
@@ -1487,15 +1389,7 @@
     <w:p/>
     <w:p>
       <w:r>
-        <w:t xml:space="preserve">The data and functions from the three </w:t>
-      </w:r>
-      <w:proofErr w:type="gramStart"/>
-      <w:r>
-        <w:t>myBranding.*</w:t>
-      </w:r>
-      <w:proofErr w:type="gramEnd"/>
-      <w:r>
-        <w:t xml:space="preserve"> files get used across the application, so we shall refer to a few files ('general-application files') beyond those three.</w:t>
+        <w:t>The data and functions from the three myBranding.* files get used across the application, so we shall refer to a few files ('general-application files') beyond those three.</w:t>
       </w:r>
     </w:p>
     <w:p/>
@@ -1539,15 +1433,7 @@
         <w:ind w:left="720"/>
       </w:pPr>
       <w:r>
-        <w:t>"aboutProfiles-whatIsIt": "</w:t>
-      </w:r>
-      <w:proofErr w:type="gramStart"/>
-      <w:r>
-        <w:t>Foo \</w:t>
-      </w:r>
-      <w:proofErr w:type="gramEnd"/>
-      <w:r>
-        <w:t>"Profiles\" creates searchable and interactive online profiles of all faculty at Foo University, Foo School of Dental Medicine, and Foo School of Public Health. Foo Profiles is home to several faculty whose expertise covers nearly the entire breadth and depth of biomedicine. But in such a large community, how can you find collaborators to work with on your research? This is where Profiles can help."</w:t>
+        <w:t>"aboutProfiles-whatIsIt": "Foo \"Profiles\" creates searchable and interactive online profiles of all faculty at Foo University, Foo School of Dental Medicine, and Foo School of Public Health. Foo Profiles is home to several faculty whose expertise covers nearly the entire breadth and depth of biomedicine. But in such a large community, how can you find collaborators to work with on your research? This is where Profiles can help."</w:t>
       </w:r>
     </w:p>
     <w:p>
@@ -1557,15 +1443,7 @@
     </w:p>
     <w:p>
       <w:r>
-        <w:t xml:space="preserve">In the general-application file brandingUtil.js, the function </w:t>
-      </w:r>
-      <w:proofErr w:type="gramStart"/>
-      <w:r>
-        <w:t>loadBrandingConstants(</w:t>
-      </w:r>
-      <w:proofErr w:type="gramEnd"/>
-      <w:r>
-        <w:t xml:space="preserve">) associates the label "aboutProfiles-whatIsIt" with the given text-snippet, using the global variable gBrandingConstants. </w:t>
+        <w:t xml:space="preserve">In the general-application file brandingUtil.js, the function loadBrandingConstants() associates the label "aboutProfiles-whatIsIt" with the given text-snippet, using the global variable gBrandingConstants. </w:t>
       </w:r>
     </w:p>
     <w:p>
@@ -1580,15 +1458,7 @@
     </w:p>
     <w:p>
       <w:r>
-        <w:t xml:space="preserve">As a result of loading the branding constants, the code can then refer to them by index in the global variable </w:t>
-      </w:r>
-      <w:proofErr w:type="gramStart"/>
-      <w:r>
-        <w:t>gBrandingConstants[</w:t>
-      </w:r>
-      <w:proofErr w:type="gramEnd"/>
-      <w:r>
-        <w:t>]. In the case of 'aboutProfiles-whatIsIt', the general-application file aboutAndHelp.js says</w:t>
+        <w:t>As a result of loading the branding constants, the code can then refer to them by index in the global variable gBrandingConstants[]. In the case of 'aboutProfiles-whatIsIt', the general-application file aboutAndHelp.js says</w:t>
       </w:r>
     </w:p>
     <w:p/>
@@ -1597,21 +1467,8 @@
         <w:ind w:left="720"/>
       </w:pPr>
       <w:r>
-        <w:t>$</w:t>
-      </w:r>
-      <w:proofErr w:type="gramStart"/>
-      <w:r>
-        <w:t>('#</w:t>
-      </w:r>
-      <w:proofErr w:type="gramEnd"/>
-      <w:r>
-        <w:t>whatIsIt').html(gBrandingConstants["aboutProfiles-whatIsIt"]</w:t>
-      </w:r>
-      <w:proofErr w:type="gramStart"/>
-      <w:r>
-        <w:t>);</w:t>
-      </w:r>
-      <w:proofErr w:type="gramEnd"/>
+        <w:t>$('#whatIsIt').html(gBrandingConstants["aboutProfiles-whatIsIt"]);</w:t>
+      </w:r>
     </w:p>
     <w:p/>
     <w:p>
@@ -1640,15 +1497,7 @@
     </w:p>
     <w:p>
       <w:r>
-        <w:t xml:space="preserve">If your html page has an element with class “_snippet”, then the branding code sets the element’s html to </w:t>
-      </w:r>
-      <w:proofErr w:type="gramStart"/>
-      <w:r>
-        <w:t>gBrandingConstants[</w:t>
-      </w:r>
-      <w:proofErr w:type="gramEnd"/>
-      <w:r>
-        <w:t>]’s value for the _key value.</w:t>
+        <w:t>If your html page has an element with class “_snippet”, then the branding code sets the element’s html to gBrandingConstants[]’s value for the _key value.</w:t>
       </w:r>
     </w:p>
     <w:p>
@@ -1660,23 +1509,7 @@
     <w:p>
       <w:r>
         <w:tab/>
-        <w:t>&lt;div class</w:t>
-      </w:r>
-      <w:proofErr w:type="gramStart"/>
-      <w:r>
-        <w:t>=”_</w:t>
-      </w:r>
-      <w:proofErr w:type="gramEnd"/>
-      <w:r>
-        <w:t>snippet” _key</w:t>
-      </w:r>
-      <w:proofErr w:type="gramStart"/>
-      <w:r>
-        <w:t>=”aboutProfiles</w:t>
-      </w:r>
-      <w:proofErr w:type="gramEnd"/>
-      <w:r>
-        <w:t>-whatIsIt”&gt;&lt;/div&gt;</w:t>
+        <w:t>&lt;div class=”_snippet” _key=”aboutProfiles-whatIsIt”&gt;&lt;/div&gt;</w:t>
       </w:r>
     </w:p>
     <w:p/>
@@ -1738,15 +1571,7 @@
         <w:t>sharedAttr</w:t>
       </w:r>
       <w:r>
-        <w:t xml:space="preserve">="howToEdit"&gt;How do I edit my </w:t>
-      </w:r>
-      <w:proofErr w:type="gramStart"/>
-      <w:r>
-        <w:t>profile?&lt;</w:t>
-      </w:r>
-      <w:proofErr w:type="gramEnd"/>
-      <w:r>
-        <w:t>/div&gt;</w:t>
+        <w:t>="howToEdit"&gt;How do I edit my profile?&lt;/div&gt;</w:t>
       </w:r>
     </w:p>
     <w:p>
@@ -1881,15 +1706,7 @@
         <w:ind w:left="720"/>
       </w:pPr>
       <w:r>
-        <w:t>"</w:t>
-      </w:r>
-      <w:proofErr w:type="gramStart"/>
-      <w:r>
-        <w:t>help</w:t>
-      </w:r>
-      <w:proofErr w:type="gramEnd"/>
-      <w:r>
-        <w:t>-howToEdit1": "",</w:t>
+        <w:t>"help-howToEdit1": "",</w:t>
       </w:r>
     </w:p>
     <w:p>
@@ -1897,15 +1714,7 @@
         <w:ind w:left="720"/>
       </w:pPr>
       <w:r>
-        <w:t>"</w:t>
-      </w:r>
-      <w:proofErr w:type="gramStart"/>
-      <w:r>
-        <w:t>help</w:t>
-      </w:r>
-      <w:proofErr w:type="gramEnd"/>
-      <w:r>
-        <w:t>-howToEdit2": "",</w:t>
+        <w:t>"help-howToEdit2": "",</w:t>
       </w:r>
     </w:p>
     <w:p>
@@ -1941,15 +1750,7 @@
         <w:t>blurbForTopic'</w:t>
       </w:r>
       <w:r>
-        <w:t xml:space="preserve"> attributes, the group- or 'systematic'-oriented function </w:t>
-      </w:r>
-      <w:proofErr w:type="gramStart"/>
-      <w:r>
-        <w:t>applySystematicBlurbs(</w:t>
-      </w:r>
-      <w:proofErr w:type="gramEnd"/>
-      <w:r>
-        <w:t xml:space="preserve">), in brandingUtil.js, will fill in the blurbs and show the topic / header, UNLESS the blurbs are all empty or absent. </w:t>
+        <w:t xml:space="preserve"> attributes, the group- or 'systematic'-oriented function applySystematicBlurbs(), in brandingUtil.js, will fill in the blurbs and show the topic / header, UNLESS the blurbs are all empty or absent. </w:t>
       </w:r>
     </w:p>
     <w:p/>
@@ -1964,15 +1765,7 @@
         <w:t>…Edit15</w:t>
       </w:r>
       <w:r>
-        <w:t xml:space="preserve">, and empty strings for the other blurbs. </w:t>
-      </w:r>
-      <w:proofErr w:type="gramStart"/>
-      <w:r>
-        <w:t>So</w:t>
-      </w:r>
-      <w:proofErr w:type="gramEnd"/>
-      <w:r>
-        <w:t xml:space="preserve"> in addition to displaying nothing for those blurbs, the topic paragraph, 'How do I edit my profile?' is hidden on Foo's help page.</w:t>
+        <w:t>, and empty strings for the other blurbs. So in addition to displaying nothing for those blurbs, the topic paragraph, 'How do I edit my profile?' is hidden on Foo's help page.</w:t>
       </w:r>
       <w:r>
         <w:tab/>
@@ -2013,13 +1806,8 @@
         <w:ind w:left="720"/>
       </w:pPr>
       <w:r>
-        <w:t>let faviconHref = `href="${gBrandingConstants.faviconUrl}"</w:t>
-      </w:r>
-      <w:proofErr w:type="gramStart"/>
-      <w:r>
-        <w:t>`;</w:t>
-      </w:r>
-      <w:proofErr w:type="gramEnd"/>
+        <w:t>let faviconHref = `href="${gBrandingConstants.faviconUrl}"`;</w:t>
+      </w:r>
     </w:p>
     <w:p>
       <w:pPr>
@@ -2034,55 +1822,24 @@
         <w:ind w:left="720"/>
       </w:pPr>
       <w:r>
-        <w:t xml:space="preserve">   let head = $('head'</w:t>
-      </w:r>
-      <w:proofErr w:type="gramStart"/>
-      <w:r>
-        <w:t>);</w:t>
-      </w:r>
-      <w:proofErr w:type="gramEnd"/>
+        <w:t xml:space="preserve">   let head = $('head');</w:t>
+      </w:r>
     </w:p>
     <w:p>
       <w:pPr>
         <w:ind w:left="720"/>
       </w:pPr>
       <w:r>
-        <w:t xml:space="preserve">   </w:t>
-      </w:r>
-      <w:proofErr w:type="gramStart"/>
-      <w:r>
-        <w:t>head.append</w:t>
-      </w:r>
-      <w:proofErr w:type="gramEnd"/>
-      <w:r>
-        <w:t>(`&lt;link rel="icon" type="image/x-icon" ${faviconHref}&gt;`</w:t>
-      </w:r>
-      <w:proofErr w:type="gramStart"/>
-      <w:r>
-        <w:t>);</w:t>
-      </w:r>
-      <w:proofErr w:type="gramEnd"/>
+        <w:t xml:space="preserve">   head.append(`&lt;link rel="icon" type="image/x-icon" ${faviconHref}&gt;`);</w:t>
+      </w:r>
     </w:p>
     <w:p>
       <w:pPr>
         <w:ind w:left="720"/>
       </w:pPr>
       <w:r>
-        <w:t xml:space="preserve">   </w:t>
-      </w:r>
-      <w:proofErr w:type="gramStart"/>
-      <w:r>
-        <w:t>head.append</w:t>
-      </w:r>
-      <w:proofErr w:type="gramEnd"/>
-      <w:r>
-        <w:t>(`&lt;link rel="shortcut icon" type="image/x-icon" ${faviconHref}&gt;`</w:t>
-      </w:r>
-      <w:proofErr w:type="gramStart"/>
-      <w:r>
-        <w:t>);</w:t>
-      </w:r>
-      <w:proofErr w:type="gramEnd"/>
+        <w:t xml:space="preserve">   head.append(`&lt;link rel="shortcut icon" type="image/x-icon" ${faviconHref}&gt;`);</w:t>
+      </w:r>
     </w:p>
     <w:p>
       <w:pPr>
@@ -2122,15 +1879,7 @@
     <w:p/>
     <w:p>
       <w:r>
-        <w:t xml:space="preserve">Sadly, that </w:t>
-      </w:r>
-      <w:proofErr w:type="gramStart"/>
-      <w:r>
-        <w:t>particular favicon</w:t>
-      </w:r>
-      <w:proofErr w:type="gramEnd"/>
-      <w:r>
-        <w:t xml:space="preserve"> does not exist, but yours should. </w:t>
+        <w:t xml:space="preserve">Sadly, that particular favicon does not exist, but yours should. </w:t>
       </w:r>
     </w:p>
     <w:p>
@@ -2158,15 +1907,7 @@
       <w:bookmarkStart w:id="15" w:name="_Toc216706901"/>
       <w:bookmarkEnd w:id="14"/>
       <w:r>
-        <w:t xml:space="preserve">Custom Implementation </w:t>
-      </w:r>
-      <w:proofErr w:type="gramStart"/>
-      <w:r>
-        <w:t>For</w:t>
-      </w:r>
-      <w:proofErr w:type="gramEnd"/>
-      <w:r>
-        <w:t xml:space="preserve"> Required Functions</w:t>
+        <w:t>Custom Implementation For Required Functions</w:t>
       </w:r>
       <w:bookmarkEnd w:id="15"/>
       <w:r>
@@ -2181,85 +1922,29 @@
     <w:p/>
     <w:p>
       <w:r>
-        <w:t xml:space="preserve">   </w:t>
-      </w:r>
-      <w:proofErr w:type="gramStart"/>
-      <w:r>
-        <w:t>setupHeadIncludesAndTabTitle(</w:t>
-      </w:r>
-      <w:proofErr w:type="gramEnd"/>
-      <w:r>
-        <w:t>)</w:t>
-      </w:r>
-    </w:p>
-    <w:p>
-      <w:r>
-        <w:t xml:space="preserve">   </w:t>
-      </w:r>
-      <w:proofErr w:type="gramStart"/>
-      <w:r>
-        <w:t>emitBrandingHeader(</w:t>
-      </w:r>
-      <w:proofErr w:type="gramEnd"/>
-      <w:r>
-        <w:t>)</w:t>
-      </w:r>
-    </w:p>
-    <w:p>
-      <w:r>
-        <w:t xml:space="preserve">   </w:t>
-      </w:r>
-      <w:proofErr w:type="gramStart"/>
-      <w:r>
-        <w:t>emitBrandingFooter(</w:t>
-      </w:r>
-      <w:proofErr w:type="gramEnd"/>
-      <w:r>
-        <w:t>)</w:t>
+        <w:t xml:space="preserve">   setupHeadIncludesAndTabTitle()</w:t>
+      </w:r>
+    </w:p>
+    <w:p>
+      <w:r>
+        <w:t xml:space="preserve">   emitBrandingHeader()</w:t>
+      </w:r>
+    </w:p>
+    <w:p>
+      <w:r>
+        <w:t xml:space="preserve">   emitBrandingFooter()</w:t>
       </w:r>
     </w:p>
     <w:p/>
     <w:p>
       <w:r>
-        <w:t xml:space="preserve">For instance, Foo's </w:t>
-      </w:r>
-      <w:proofErr w:type="gramStart"/>
-      <w:r>
-        <w:t>emitBrandingFooter(</w:t>
-      </w:r>
-      <w:proofErr w:type="gramEnd"/>
-      <w:r>
-        <w:t xml:space="preserve">) sets up 'larger' and 'smaller' footer div's, providing potential for 'responsive' differences between the appearance on larger and smaller screen-widths. You could simplify it </w:t>
-      </w:r>
-      <w:proofErr w:type="gramStart"/>
-      <w:r>
-        <w:t>to use</w:t>
-      </w:r>
-      <w:proofErr w:type="gramEnd"/>
-      <w:r>
-        <w:t xml:space="preserve"> just one div. </w:t>
+        <w:t xml:space="preserve">For instance, Foo's emitBrandingFooter() sets up 'larger' and 'smaller' footer div's, providing potential for 'responsive' differences between the appearance on larger and smaller screen-widths. You could simplify it to use just one div. </w:t>
       </w:r>
     </w:p>
     <w:p/>
     <w:p>
       <w:r>
-        <w:t xml:space="preserve">Indeed, the current Foo function treats both large and small footers the same. You could use different text for large/small either by baking it directly into the logic of </w:t>
-      </w:r>
-      <w:proofErr w:type="gramStart"/>
-      <w:r>
-        <w:t>emitBrandingFooter(</w:t>
-      </w:r>
-      <w:proofErr w:type="gramEnd"/>
-      <w:r>
-        <w:t xml:space="preserve">), or indirectly, by supplying large and small blurbs in the Json, and then having </w:t>
-      </w:r>
-      <w:proofErr w:type="gramStart"/>
-      <w:r>
-        <w:t>emitBrandingFooter(</w:t>
-      </w:r>
-      <w:proofErr w:type="gramEnd"/>
-      <w:r>
-        <w:t>) access the blurbs via gBrandingConstants, as in the earlier example above.</w:t>
+        <w:t>Indeed, the current Foo function treats both large and small footers the same. You could use different text for large/small either by baking it directly into the logic of emitBrandingFooter(), or indirectly, by supplying large and small blurbs in the Json, and then having emitBrandingFooter() access the blurbs via gBrandingConstants, as in the earlier example above.</w:t>
       </w:r>
     </w:p>
     <w:p>
@@ -2281,39 +1966,7 @@
     </w:p>
     <w:p>
       <w:r>
-        <w:t xml:space="preserve">can reference. These should </w:t>
-      </w:r>
-      <w:proofErr w:type="gramStart"/>
-      <w:r>
-        <w:t>get</w:t>
-      </w:r>
-      <w:proofErr w:type="gramEnd"/>
-      <w:r>
-        <w:t xml:space="preserve"> placed in appropriate folders. E.g., the </w:t>
-      </w:r>
-      <w:proofErr w:type="gramStart"/>
-      <w:r>
-        <w:t>general-application</w:t>
-      </w:r>
-      <w:proofErr w:type="gramEnd"/>
-      <w:r>
-        <w:t xml:space="preserve"> has folders </w:t>
-      </w:r>
-      <w:proofErr w:type="gramStart"/>
-      <w:r>
-        <w:t>…./</w:t>
-      </w:r>
-      <w:proofErr w:type="gramEnd"/>
-      <w:r>
-        <w:t>img/branding</w:t>
-      </w:r>
-      <w:proofErr w:type="gramStart"/>
-      <w:r>
-        <w:t>, .</w:t>
-      </w:r>
-      <w:proofErr w:type="gramEnd"/>
-      <w:r>
-        <w:t>…/js, etc.</w:t>
+        <w:t>can reference. These should get placed in appropriate folders. E.g., the general-application has folders …./img/branding, .…/js, etc.</w:t>
       </w:r>
     </w:p>
     <w:p>
@@ -3498,6 +3151,7 @@
   <w:style w:type="character" w:default="1" w:styleId="DefaultParagraphFont">
     <w:name w:val="Default Paragraph Font"/>
     <w:uiPriority w:val="1"/>
+    <w:semiHidden/>
     <w:unhideWhenUsed/>
   </w:style>
   <w:style w:type="table" w:default="1" w:styleId="TableNormal">
@@ -3521,8 +3175,8 @@
     <w:semiHidden/>
     <w:unhideWhenUsed/>
   </w:style>
-  <w:style w:type="paragraph" w:styleId="ColorfulList-Accent1">
-    <w:name w:val="Colorful List Accent 1"/>
+  <w:style w:type="paragraph" w:customStyle="1" w:styleId="ColorfulList-Accent11">
+    <w:name w:val="Colorful List - Accent 11"/>
     <w:basedOn w:val="Normal"/>
     <w:uiPriority w:val="34"/>
     <w:qFormat/>
